--- a/outputs/tables/Table3_model_roster.docx
+++ b/outputs/tables/Table3_model_roster.docx
@@ -1400,6 +1400,92 @@
           </w:p>
         </w:tc>
       </w:tr>
+      <w:tr>
+        <w:tc>
+          <w:tcPr>
+            <w:tcW w:type="dxa" w:w="1440"/>
+          </w:tcPr>
+          <w:p>
+            <w:r>
+              <w:rPr>
+                <w:rFonts w:ascii="Times New Roman" w:hAnsi="Times New Roman"/>
+                <w:sz w:val="20"/>
+              </w:rPr>
+              <w:t>ARCH-LSTM</w:t>
+            </w:r>
+          </w:p>
+        </w:tc>
+        <w:tc>
+          <w:tcPr>
+            <w:tcW w:type="dxa" w:w="1440"/>
+          </w:tcPr>
+          <w:p>
+            <w:r>
+              <w:rPr>
+                <w:rFonts w:ascii="Times New Roman" w:hAnsi="Times New Roman"/>
+                <w:sz w:val="20"/>
+              </w:rPr>
+              <w:t>Panel C</w:t>
+            </w:r>
+          </w:p>
+        </w:tc>
+        <w:tc>
+          <w:tcPr>
+            <w:tcW w:type="dxa" w:w="1440"/>
+          </w:tcPr>
+          <w:p>
+            <w:r>
+              <w:rPr>
+                <w:rFonts w:ascii="Times New Roman" w:hAnsi="Times New Roman"/>
+                <w:sz w:val="20"/>
+              </w:rPr>
+              <w:t>DL (diagnostic)</w:t>
+            </w:r>
+          </w:p>
+        </w:tc>
+        <w:tc>
+          <w:tcPr>
+            <w:tcW w:type="dxa" w:w="1440"/>
+          </w:tcPr>
+          <w:p>
+            <w:r>
+              <w:rPr>
+                <w:rFonts w:ascii="Times New Roman" w:hAnsi="Times New Roman"/>
+                <w:sz w:val="20"/>
+              </w:rPr>
+              <w:t>ARCH(1)-restricted LSTM cell (5 structural constraints)</w:t>
+            </w:r>
+          </w:p>
+        </w:tc>
+        <w:tc>
+          <w:tcPr>
+            <w:tcW w:type="dxa" w:w="1440"/>
+          </w:tcPr>
+          <w:p>
+            <w:r>
+              <w:rPr>
+                <w:rFonts w:ascii="Times New Roman" w:hAnsi="Times New Roman"/>
+                <w:sz w:val="20"/>
+              </w:rPr>
+              <w:t>Keras/TF</w:t>
+            </w:r>
+          </w:p>
+        </w:tc>
+        <w:tc>
+          <w:tcPr>
+            <w:tcW w:type="dxa" w:w="1440"/>
+          </w:tcPr>
+          <w:p>
+            <w:r>
+              <w:rPr>
+                <w:rFonts w:ascii="Times New Roman" w:hAnsi="Times New Roman"/>
+                <w:sz w:val="20"/>
+              </w:rPr>
+              <w:t>Optimizer diagnostic (ARCH(1) recovery, not a proposed forecasting model)</w:t>
+            </w:r>
+          </w:p>
+        </w:tc>
+      </w:tr>
     </w:tbl>
     <w:p>
       <w:r>

--- a/outputs/tables/Table3_model_roster.docx
+++ b/outputs/tables/Table3_model_roster.docx
@@ -1325,92 +1325,6 @@
                 <w:rFonts w:ascii="Times New Roman" w:hAnsi="Times New Roman"/>
                 <w:sz w:val="20"/>
               </w:rPr>
-              <w:t>LSTM-SSE-t-Student</w:t>
-            </w:r>
-          </w:p>
-        </w:tc>
-        <w:tc>
-          <w:tcPr>
-            <w:tcW w:type="dxa" w:w="1440"/>
-          </w:tcPr>
-          <w:p>
-            <w:r>
-              <w:rPr>
-                <w:rFonts w:ascii="Times New Roman" w:hAnsi="Times New Roman"/>
-                <w:sz w:val="20"/>
-              </w:rPr>
-              <w:t>Panel C</w:t>
-            </w:r>
-          </w:p>
-        </w:tc>
-        <w:tc>
-          <w:tcPr>
-            <w:tcW w:type="dxa" w:w="1440"/>
-          </w:tcPr>
-          <w:p>
-            <w:r>
-              <w:rPr>
-                <w:rFonts w:ascii="Times New Roman" w:hAnsi="Times New Roman"/>
-                <w:sz w:val="20"/>
-              </w:rPr>
-              <w:t>DL (proposed)</w:t>
-            </w:r>
-          </w:p>
-        </w:tc>
-        <w:tc>
-          <w:tcPr>
-            <w:tcW w:type="dxa" w:w="1440"/>
-          </w:tcPr>
-          <w:p>
-            <w:r>
-              <w:rPr>
-                <w:rFonts w:ascii="Times New Roman" w:hAnsi="Times New Roman"/>
-                <w:sz w:val="20"/>
-              </w:rPr>
-              <w:t>LSTM + (1−λ)·MSE + λ·NLL_t</w:t>
-            </w:r>
-          </w:p>
-        </w:tc>
-        <w:tc>
-          <w:tcPr>
-            <w:tcW w:type="dxa" w:w="1440"/>
-          </w:tcPr>
-          <w:p>
-            <w:r>
-              <w:rPr>
-                <w:rFonts w:ascii="Times New Roman" w:hAnsi="Times New Roman"/>
-                <w:sz w:val="20"/>
-              </w:rPr>
-              <w:t>Keras/TF</w:t>
-            </w:r>
-          </w:p>
-        </w:tc>
-        <w:tc>
-          <w:tcPr>
-            <w:tcW w:type="dxa" w:w="1440"/>
-          </w:tcPr>
-          <w:p>
-            <w:r>
-              <w:rPr>
-                <w:rFonts w:ascii="Times New Roman" w:hAnsi="Times New Roman"/>
-                <w:sz w:val="20"/>
-              </w:rPr>
-              <w:t>Proposed model</w:t>
-            </w:r>
-          </w:p>
-        </w:tc>
-      </w:tr>
-      <w:tr>
-        <w:tc>
-          <w:tcPr>
-            <w:tcW w:type="dxa" w:w="1440"/>
-          </w:tcPr>
-          <w:p>
-            <w:r>
-              <w:rPr>
-                <w:rFonts w:ascii="Times New Roman" w:hAnsi="Times New Roman"/>
-                <w:sz w:val="20"/>
-              </w:rPr>
               <w:t>ARCH-LSTM</w:t>
             </w:r>
           </w:p>
@@ -1482,6 +1396,92 @@
                 <w:sz w:val="20"/>
               </w:rPr>
               <w:t>Optimizer diagnostic (ARCH(1) recovery, not a proposed forecasting model)</w:t>
+            </w:r>
+          </w:p>
+        </w:tc>
+      </w:tr>
+      <w:tr>
+        <w:tc>
+          <w:tcPr>
+            <w:tcW w:type="dxa" w:w="1440"/>
+          </w:tcPr>
+          <w:p>
+            <w:r>
+              <w:rPr>
+                <w:rFonts w:ascii="Times New Roman" w:hAnsi="Times New Roman"/>
+                <w:sz w:val="20"/>
+              </w:rPr>
+              <w:t>GARCH-LSTM</w:t>
+            </w:r>
+          </w:p>
+        </w:tc>
+        <w:tc>
+          <w:tcPr>
+            <w:tcW w:type="dxa" w:w="1440"/>
+          </w:tcPr>
+          <w:p>
+            <w:r>
+              <w:rPr>
+                <w:rFonts w:ascii="Times New Roman" w:hAnsi="Times New Roman"/>
+                <w:sz w:val="20"/>
+              </w:rPr>
+              <w:t>Panel C</w:t>
+            </w:r>
+          </w:p>
+        </w:tc>
+        <w:tc>
+          <w:tcPr>
+            <w:tcW w:type="dxa" w:w="1440"/>
+          </w:tcPr>
+          <w:p>
+            <w:r>
+              <w:rPr>
+                <w:rFonts w:ascii="Times New Roman" w:hAnsi="Times New Roman"/>
+                <w:sz w:val="20"/>
+              </w:rPr>
+              <w:t>DL (diagnostic)</w:t>
+            </w:r>
+          </w:p>
+        </w:tc>
+        <w:tc>
+          <w:tcPr>
+            <w:tcW w:type="dxa" w:w="1440"/>
+          </w:tcPr>
+          <w:p>
+            <w:r>
+              <w:rPr>
+                <w:rFonts w:ascii="Times New Roman" w:hAnsi="Times New Roman"/>
+                <w:sz w:val="20"/>
+              </w:rPr>
+              <w:t>GARCH(1,1)-restricted LSTM cell (trainable forget gate, bounded persistence/mix reparametrization)</w:t>
+            </w:r>
+          </w:p>
+        </w:tc>
+        <w:tc>
+          <w:tcPr>
+            <w:tcW w:type="dxa" w:w="1440"/>
+          </w:tcPr>
+          <w:p>
+            <w:r>
+              <w:rPr>
+                <w:rFonts w:ascii="Times New Roman" w:hAnsi="Times New Roman"/>
+                <w:sz w:val="20"/>
+              </w:rPr>
+              <w:t>Keras/TF</w:t>
+            </w:r>
+          </w:p>
+        </w:tc>
+        <w:tc>
+          <w:tcPr>
+            <w:tcW w:type="dxa" w:w="1440"/>
+          </w:tcPr>
+          <w:p>
+            <w:r>
+              <w:rPr>
+                <w:rFonts w:ascii="Times New Roman" w:hAnsi="Times New Roman"/>
+                <w:sz w:val="20"/>
+              </w:rPr>
+              <w:t>Optimizer diagnostic (GARCH(1,1) recovery, not a proposed forecasting model)</w:t>
             </w:r>
           </w:p>
         </w:tc>

--- a/outputs/tables/Table3_model_roster.docx
+++ b/outputs/tables/Table3_model_roster.docx
@@ -1325,93 +1325,7 @@
                 <w:rFonts w:ascii="Times New Roman" w:hAnsi="Times New Roman"/>
                 <w:sz w:val="20"/>
               </w:rPr>
-              <w:t>ARCH-LSTM</w:t>
-            </w:r>
-          </w:p>
-        </w:tc>
-        <w:tc>
-          <w:tcPr>
-            <w:tcW w:type="dxa" w:w="1440"/>
-          </w:tcPr>
-          <w:p>
-            <w:r>
-              <w:rPr>
-                <w:rFonts w:ascii="Times New Roman" w:hAnsi="Times New Roman"/>
-                <w:sz w:val="20"/>
-              </w:rPr>
-              <w:t>Panel C</w:t>
-            </w:r>
-          </w:p>
-        </w:tc>
-        <w:tc>
-          <w:tcPr>
-            <w:tcW w:type="dxa" w:w="1440"/>
-          </w:tcPr>
-          <w:p>
-            <w:r>
-              <w:rPr>
-                <w:rFonts w:ascii="Times New Roman" w:hAnsi="Times New Roman"/>
-                <w:sz w:val="20"/>
-              </w:rPr>
-              <w:t>DL (diagnostic)</w:t>
-            </w:r>
-          </w:p>
-        </w:tc>
-        <w:tc>
-          <w:tcPr>
-            <w:tcW w:type="dxa" w:w="1440"/>
-          </w:tcPr>
-          <w:p>
-            <w:r>
-              <w:rPr>
-                <w:rFonts w:ascii="Times New Roman" w:hAnsi="Times New Roman"/>
-                <w:sz w:val="20"/>
-              </w:rPr>
-              <w:t>ARCH(1)-restricted LSTM cell (5 structural constraints)</w:t>
-            </w:r>
-          </w:p>
-        </w:tc>
-        <w:tc>
-          <w:tcPr>
-            <w:tcW w:type="dxa" w:w="1440"/>
-          </w:tcPr>
-          <w:p>
-            <w:r>
-              <w:rPr>
-                <w:rFonts w:ascii="Times New Roman" w:hAnsi="Times New Roman"/>
-                <w:sz w:val="20"/>
-              </w:rPr>
-              <w:t>Keras/TF</w:t>
-            </w:r>
-          </w:p>
-        </w:tc>
-        <w:tc>
-          <w:tcPr>
-            <w:tcW w:type="dxa" w:w="1440"/>
-          </w:tcPr>
-          <w:p>
-            <w:r>
-              <w:rPr>
-                <w:rFonts w:ascii="Times New Roman" w:hAnsi="Times New Roman"/>
-                <w:sz w:val="20"/>
-              </w:rPr>
-              <w:t>Optimizer diagnostic (ARCH(1) recovery, not a proposed forecasting model)</w:t>
-            </w:r>
-          </w:p>
-        </w:tc>
-      </w:tr>
-      <w:tr>
-        <w:tc>
-          <w:tcPr>
-            <w:tcW w:type="dxa" w:w="1440"/>
-          </w:tcPr>
-          <w:p>
-            <w:r>
-              <w:rPr>
-                <w:rFonts w:ascii="Times New Roman" w:hAnsi="Times New Roman"/>
-                <w:sz w:val="20"/>
-              </w:rPr>
-              <w:t>GARCH-LSTM</w:t>
+              <w:t>LSTM-SSE-t-Student</w:t>
             </w:r>
           </w:p>
         </w:tc>
